--- a/Programaruhaz_Specifikacio_V4.docx
+++ b/Programaruhaz_Specifikacio_V4.docx
@@ -2090,7 +2090,13 @@
       <w:bookmarkStart w:id="4" w:name="_Toc240020055"/>
       <w:r>
         <w:lastRenderedPageBreak/>
-        <w:t>Elvárások a feladattal kapcsolatban</w:t>
+        <w:t xml:space="preserve">Elvárások a </w:t>
+      </w:r>
+      <w:r>
+        <w:t>megoldáss</w:t>
+      </w:r>
+      <w:r>
+        <w:t>al kapcsolatban</w:t>
       </w:r>
       <w:bookmarkEnd w:id="4"/>
     </w:p>

--- a/Programaruhaz_Specifikacio_V4.docx
+++ b/Programaruhaz_Specifikacio_V4.docx
@@ -8,11 +8,9 @@
         <w:pStyle w:val="Cm"/>
         <w:spacing w:before="3960" w:after="120"/>
       </w:pPr>
-      <w:proofErr w:type="spellStart"/>
       <w:r>
         <w:t>KalandBörze</w:t>
       </w:r>
-      <w:proofErr w:type="spellEnd"/>
     </w:p>
     <w:p>
       <w:pPr>
@@ -2257,7 +2255,19 @@
         <w:t>webalkalmazás</w:t>
       </w:r>
       <w:r>
-        <w:t xml:space="preserve"> készítése amely lehetővé teszi  a felhasználóknak, hogy programokat hirdessenek és azzal lehetőséget adva más felhasználóknak, hogy </w:t>
+        <w:t xml:space="preserve"> </w:t>
+      </w:r>
+      <w:r>
+        <w:t>készítése,</w:t>
+      </w:r>
+      <w:r>
+        <w:t xml:space="preserve"> amely lehetővé </w:t>
+      </w:r>
+      <w:r>
+        <w:t>teszi a</w:t>
+      </w:r>
+      <w:r>
+        <w:t xml:space="preserve"> felhasználóknak, hogy programokat hirdessenek és azzal lehetőséget adva más felhasználóknak, hogy </w:t>
       </w:r>
       <w:r>
         <w:t>böngésszenek köztük, válasszanak és segítséget nyújtana a</w:t>
@@ -2269,7 +2279,13 @@
         <w:t xml:space="preserve"> megegyezéshez való eljutásban</w:t>
       </w:r>
       <w:r>
-        <w:t>, de nem történne rajta keresztül tranzakció, szimplán megegyezéshez juttatná közelebb  a feleket.</w:t>
+        <w:t xml:space="preserve">, de nem történne rajta keresztül tranzakció, szimplán megegyezéshez juttatná </w:t>
+      </w:r>
+      <w:r>
+        <w:t>közelebb a</w:t>
+      </w:r>
+      <w:r>
+        <w:t xml:space="preserve"> feleket.</w:t>
       </w:r>
     </w:p>
     <w:p>
@@ -2485,15 +2501,7 @@
         <w:t xml:space="preserve">, </w:t>
       </w:r>
       <w:r>
-        <w:t xml:space="preserve">15:45 - 17:00: </w:t>
-      </w:r>
-      <w:proofErr w:type="spellStart"/>
-      <w:r>
-        <w:t>Süteményezés</w:t>
-      </w:r>
-      <w:proofErr w:type="spellEnd"/>
-      <w:r>
-        <w:t xml:space="preserve"> és forró csoki (Hirdető: "Mignon Cukrászda"). Ha a felhasználónak tetszik az összeállítás, akkor rákattint a „Programcsomag lefoglalása / Érdeklődés elküldése” gombra.</w:t>
+        <w:t>15:45 - 17:00: Süteményezés és forró csoki (Hirdető: "Mignon Cukrászda"). Ha a felhasználónak tetszik az összeállítás, akkor rákattint a „Programcsomag lefoglalása / Érdeklődés elküldése” gombra.</w:t>
       </w:r>
     </w:p>
     <w:p/>
@@ -2552,66 +2560,38 @@
     </w:p>
     <w:p>
       <w:r>
-        <w:t>Miután a felhasználó a „Küldés” gombra kattint, a rendszer a háttérben (a backendben) szétbontja ezt az egy foglalást a két érintett hirdető között, és kiküldi nekik a Lead-</w:t>
-      </w:r>
-      <w:proofErr w:type="spellStart"/>
-      <w:r>
-        <w:t>et</w:t>
-      </w:r>
-      <w:proofErr w:type="spellEnd"/>
-      <w:r>
-        <w:t>. Ez kétféleképpen történhet a hirdető technikai fejlettségétől függően:</w:t>
+        <w:t>Miután a felhasználó a „Küldés” gombra kattint, a rendszer a háttérben (a backendben) szétbontja ezt az egy foglalást a két érintett hirdető között, és kiküldi nekik a Lead-et. Ez kétféleképpen történhet a hirdető technikai fejlettségétől függően:</w:t>
       </w:r>
     </w:p>
     <w:p/>
     <w:p>
       <w:r>
         <w:lastRenderedPageBreak/>
-        <w:t>A) Ha a hirdetőnek van saját rendszere (API integráció): A mi platformunk egy POST kéréssel (</w:t>
-      </w:r>
-      <w:proofErr w:type="spellStart"/>
-      <w:r>
-        <w:t>webhook</w:t>
-      </w:r>
-      <w:proofErr w:type="spellEnd"/>
-      <w:r>
-        <w:t>) azonnal beküldi az adatokat a szabadulószoba saját foglalási rendszerébe, ami automatikusan lefoglalja a szombat 14</w:t>
+        <w:t>A) Ha a hirdetőnek van saját rendszere (API integráció): A mi platformunk egy POST kéréssel (webhook) azonnal beküldi az adatokat a szabadulószoba saját foglalási rendszerébe, ami automatikusan lefoglalja a szombat 14</w:t>
       </w:r>
       <w:r>
         <w:t>:00-s</w:t>
       </w:r>
       <w:r>
-        <w:t xml:space="preserve"> sávot mint „függőben lévő” foglalást.</w:t>
+        <w:t xml:space="preserve"> </w:t>
+      </w:r>
+      <w:r>
+        <w:t>sávot,</w:t>
+      </w:r>
+      <w:r>
+        <w:t xml:space="preserve"> mint „függőben lévő” foglalást.</w:t>
       </w:r>
     </w:p>
     <w:p/>
     <w:p>
       <w:r>
-        <w:t>B) Ha a hirdetőnek nincs weboldala (A mi célcsoportunk): A hirdető kap egy automatikus e-mailt és SMS-t/</w:t>
-      </w:r>
-      <w:proofErr w:type="spellStart"/>
-      <w:r>
-        <w:t>Push</w:t>
-      </w:r>
-      <w:proofErr w:type="spellEnd"/>
-      <w:r>
-        <w:t xml:space="preserve"> értesítést: „Új délutáni program iránti érdeklődés érkezett a platformról! Kovács Péter + 3 fő, szombat 14:00. Kattintson ide az elfogadáshoz. ”A linkre kattintva a hirdető belép a mi platformunkon lévő egyszerű </w:t>
-      </w:r>
-      <w:proofErr w:type="spellStart"/>
-      <w:r>
-        <w:t>Admin</w:t>
-      </w:r>
-      <w:proofErr w:type="spellEnd"/>
+        <w:t>B) Ha a hirdetőnek nincs weboldala (A mi célcsoportunk): A hirdető kap egy automatikus e-mailt és SMS-t/Push értesítést: „Új délutáni program iránti érdeklődés érkezett a platformról! Kovács Péter + 3 fő, szombat 14:00. Kattintson ide az elfogadáshoz.”</w:t>
+      </w:r>
       <w:r>
         <w:t xml:space="preserve"> </w:t>
       </w:r>
-      <w:proofErr w:type="spellStart"/>
-      <w:r>
-        <w:t>Dashboardjára</w:t>
-      </w:r>
-      <w:proofErr w:type="spellEnd"/>
-      <w:r>
-        <w:t>, ahol látja a részleteket (köztük a gluténérzékenységet is).</w:t>
+      <w:r>
+        <w:t>A linkre kattintva a hirdető belép a mi platformunkon lévő egyszerű Admin Dashboardjára, ahol látja a részleteket (köztük a gluténérzékenységet is).</w:t>
       </w:r>
     </w:p>
     <w:p/>
@@ -2627,15 +2607,7 @@
     </w:p>
     <w:p>
       <w:r>
-        <w:t xml:space="preserve">A hirdető az </w:t>
-      </w:r>
-      <w:proofErr w:type="spellStart"/>
-      <w:r>
-        <w:t>Admin</w:t>
-      </w:r>
-      <w:proofErr w:type="spellEnd"/>
-      <w:r>
-        <w:t xml:space="preserve"> felületen rákattint az „Elfogadom / Szabadok vagyunk” gombra. Ekkor a rendszer automatikusan kiküld egy visszaigazoló e-mailt a felhasználónak (Kovács Péternek)</w:t>
+        <w:t>A hirdető az Admin felületen rákattint az „Elfogadom / Szabadok vagyunk” gombra. Ekkor a rendszer automatikusan kiküld egy visszaigazoló e-mailt a felhasználónak (Kovács Péternek)</w:t>
       </w:r>
       <w:r>
         <w:t xml:space="preserve"> minden foglalásról</w:t>
@@ -2670,37 +2642,13 @@
     <w:p/>
     <w:p>
       <w:r>
-        <w:t>Biztonságos: Nem kell fizetési kaput (</w:t>
-      </w:r>
-      <w:proofErr w:type="spellStart"/>
-      <w:r>
-        <w:t>Stripe</w:t>
-      </w:r>
-      <w:proofErr w:type="spellEnd"/>
-      <w:r>
-        <w:t>, Barion) integrálnunk, nem felelünk a pénzért, nincs csalás-kockázat (</w:t>
-      </w:r>
-      <w:proofErr w:type="spellStart"/>
-      <w:r>
-        <w:t>chargeback</w:t>
-      </w:r>
-      <w:proofErr w:type="spellEnd"/>
-      <w:r>
-        <w:t>) és nincsenek bonyolult számlázási körök.</w:t>
+        <w:t>Biztonságos: Nem kell fizetési kaput (Stripe, Barion) integrálnunk, nem felelünk a pénzért, nincs csalás-kockázat (chargeback) és nincsenek bonyolult számlázási körök.</w:t>
       </w:r>
     </w:p>
     <w:p/>
     <w:p>
       <w:r>
-        <w:t xml:space="preserve">Értékteremtő: A példában szereplő, weboldallal nem rendelkező cukrászdának hoztunk egy 4 fős asztalt, amit magától lehet nem kapott volna meg. Boldog lesz, és látja a mi </w:t>
-      </w:r>
-      <w:proofErr w:type="spellStart"/>
-      <w:r>
-        <w:t>Dashboardunkon</w:t>
-      </w:r>
-      <w:proofErr w:type="spellEnd"/>
-      <w:r>
-        <w:t>, hogy a hónapban már a 15. vendéget küldtük neki.</w:t>
+        <w:t>Értékteremtő: A példában szereplő, weboldallal nem rendelkező cukrászdának hoztunk egy 4 fős asztalt, amit magától lehet nem kapott volna meg. Boldog lesz, és látja a mi Dashboardunkon, hogy a hónapban már a 15. vendéget küldtük neki.</w:t>
       </w:r>
     </w:p>
     <w:p/>
